--- a/Отчёты Горбунов ИСПП-31.docx
+++ b/Отчёты Горбунов ИСПП-31.docx
@@ -156,6 +156,39 @@
         </w:rPr>
         <w:t>)</w:t>
       </w:r>
+    </w:p>
+    <w:p>
+      <w:pPr>
+        <w:pStyle w:val="a4"/>
+        <w:rPr>
+          <w:b w:val="0"/>
+          <w:bCs w:val="0"/>
+          <w:sz w:val="28"/>
+          <w:szCs w:val="28"/>
+        </w:rPr>
+      </w:pPr>
+    </w:p>
+    <w:p>
+      <w:pPr>
+        <w:pStyle w:val="a4"/>
+        <w:rPr>
+          <w:b w:val="0"/>
+          <w:bCs w:val="0"/>
+          <w:sz w:val="28"/>
+          <w:szCs w:val="28"/>
+        </w:rPr>
+      </w:pPr>
+    </w:p>
+    <w:p>
+      <w:pPr>
+        <w:pStyle w:val="a4"/>
+        <w:rPr>
+          <w:b w:val="0"/>
+          <w:bCs w:val="0"/>
+          <w:sz w:val="28"/>
+          <w:szCs w:val="28"/>
+        </w:rPr>
+      </w:pPr>
     </w:p>
     <w:p>
       <w:pPr>
@@ -633,229 +666,6 @@
                 <w:spacing w:val="-2"/>
                 <w:sz w:val="28"/>
               </w:rPr>
-              <w:t>Студент</w:t>
-            </w:r>
-          </w:p>
-        </w:tc>
-        <w:tc>
-          <w:tcPr>
-            <w:tcW w:w="1626" w:type="dxa"/>
-            <w:tcBorders>
-              <w:bottom w:val="single" w:sz="8" w:space="0" w:color="000000"/>
-            </w:tcBorders>
-          </w:tcPr>
-          <w:p>
-            <w:pPr>
-              <w:pStyle w:val="TableParagraph"/>
-              <w:ind w:right="243"/>
-              <w:jc w:val="center"/>
-              <w:rPr>
-                <w:sz w:val="28"/>
-              </w:rPr>
-            </w:pPr>
-            <w:r>
-              <w:rPr>
-                <w:spacing w:val="-2"/>
-                <w:sz w:val="28"/>
-              </w:rPr>
-              <w:t>ИСПП-</w:t>
-            </w:r>
-            <w:r>
-              <w:rPr>
-                <w:spacing w:val="-5"/>
-                <w:sz w:val="28"/>
-              </w:rPr>
-              <w:t>31</w:t>
-            </w:r>
-          </w:p>
-        </w:tc>
-        <w:tc>
-          <w:tcPr>
-            <w:tcW w:w="1835" w:type="dxa"/>
-            <w:tcBorders>
-              <w:bottom w:val="single" w:sz="8" w:space="0" w:color="000000"/>
-            </w:tcBorders>
-          </w:tcPr>
-          <w:p>
-            <w:pPr>
-              <w:pStyle w:val="TableParagraph"/>
-            </w:pPr>
-          </w:p>
-        </w:tc>
-        <w:tc>
-          <w:tcPr>
-            <w:tcW w:w="1721" w:type="dxa"/>
-            <w:tcBorders>
-              <w:bottom w:val="single" w:sz="8" w:space="0" w:color="000000"/>
-            </w:tcBorders>
-          </w:tcPr>
-          <w:p>
-            <w:pPr>
-              <w:pStyle w:val="TableParagraph"/>
-              <w:ind w:right="99"/>
-              <w:rPr>
-                <w:sz w:val="28"/>
-              </w:rPr>
-            </w:pPr>
-          </w:p>
-        </w:tc>
-        <w:tc>
-          <w:tcPr>
-            <w:tcW w:w="2346" w:type="dxa"/>
-            <w:tcBorders>
-              <w:bottom w:val="single" w:sz="8" w:space="0" w:color="000000"/>
-            </w:tcBorders>
-          </w:tcPr>
-          <w:p>
-            <w:pPr>
-              <w:pStyle w:val="TableParagraph"/>
-              <w:ind w:right="105"/>
-              <w:jc w:val="right"/>
-              <w:rPr>
-                <w:sz w:val="28"/>
-              </w:rPr>
-            </w:pPr>
-            <w:proofErr w:type="gramStart"/>
-            <w:r>
-              <w:rPr>
-                <w:sz w:val="28"/>
-              </w:rPr>
-              <w:t>Е.А.</w:t>
-            </w:r>
-            <w:proofErr w:type="gramEnd"/>
-            <w:r>
-              <w:rPr>
-                <w:sz w:val="28"/>
-              </w:rPr>
-              <w:t xml:space="preserve"> Денисов</w:t>
-            </w:r>
-            <w:r>
-              <w:rPr>
-                <w:spacing w:val="-2"/>
-                <w:sz w:val="28"/>
-              </w:rPr>
-              <w:t xml:space="preserve"> </w:t>
-            </w:r>
-          </w:p>
-        </w:tc>
-      </w:tr>
-      <w:tr>
-        <w:trPr>
-          <w:trHeight w:val="271"/>
-        </w:trPr>
-        <w:tc>
-          <w:tcPr>
-            <w:tcW w:w="2026" w:type="dxa"/>
-          </w:tcPr>
-          <w:p>
-            <w:pPr>
-              <w:pStyle w:val="TableParagraph"/>
-              <w:rPr>
-                <w:sz w:val="20"/>
-              </w:rPr>
-            </w:pPr>
-          </w:p>
-        </w:tc>
-        <w:tc>
-          <w:tcPr>
-            <w:tcW w:w="1626" w:type="dxa"/>
-            <w:tcBorders>
-              <w:top w:val="single" w:sz="8" w:space="0" w:color="000000"/>
-            </w:tcBorders>
-          </w:tcPr>
-          <w:p>
-            <w:pPr>
-              <w:pStyle w:val="TableParagraph"/>
-              <w:ind w:left="17" w:right="243"/>
-              <w:jc w:val="center"/>
-            </w:pPr>
-            <w:r>
-              <w:rPr>
-                <w:spacing w:val="-2"/>
-              </w:rPr>
-              <w:t>(Группа)</w:t>
-            </w:r>
-          </w:p>
-        </w:tc>
-        <w:tc>
-          <w:tcPr>
-            <w:tcW w:w="1835" w:type="dxa"/>
-            <w:tcBorders>
-              <w:top w:val="single" w:sz="8" w:space="0" w:color="000000"/>
-            </w:tcBorders>
-          </w:tcPr>
-          <w:p>
-            <w:pPr>
-              <w:pStyle w:val="TableParagraph"/>
-              <w:ind w:right="159"/>
-            </w:pPr>
-          </w:p>
-        </w:tc>
-        <w:tc>
-          <w:tcPr>
-            <w:tcW w:w="1721" w:type="dxa"/>
-            <w:tcBorders>
-              <w:top w:val="single" w:sz="8" w:space="0" w:color="000000"/>
-            </w:tcBorders>
-          </w:tcPr>
-          <w:p>
-            <w:pPr>
-              <w:pStyle w:val="TableParagraph"/>
-              <w:ind w:right="99"/>
-            </w:pPr>
-          </w:p>
-        </w:tc>
-        <w:tc>
-          <w:tcPr>
-            <w:tcW w:w="2346" w:type="dxa"/>
-            <w:tcBorders>
-              <w:top w:val="single" w:sz="8" w:space="0" w:color="000000"/>
-            </w:tcBorders>
-          </w:tcPr>
-          <w:p>
-            <w:pPr>
-              <w:pStyle w:val="TableParagraph"/>
-              <w:ind w:right="100"/>
-              <w:jc w:val="right"/>
-            </w:pPr>
-            <w:r>
-              <w:t>(И.О.</w:t>
-            </w:r>
-            <w:r>
-              <w:rPr>
-                <w:spacing w:val="1"/>
-              </w:rPr>
-              <w:t xml:space="preserve"> </w:t>
-            </w:r>
-            <w:r>
-              <w:rPr>
-                <w:spacing w:val="-2"/>
-              </w:rPr>
-              <w:t>Фамилия)</w:t>
-            </w:r>
-          </w:p>
-        </w:tc>
-      </w:tr>
-      <w:tr>
-        <w:trPr>
-          <w:trHeight w:val="71"/>
-        </w:trPr>
-        <w:tc>
-          <w:tcPr>
-            <w:tcW w:w="2026" w:type="dxa"/>
-          </w:tcPr>
-          <w:p>
-            <w:pPr>
-              <w:pStyle w:val="TableParagraph"/>
-              <w:rPr>
-                <w:sz w:val="28"/>
-              </w:rPr>
-            </w:pPr>
-            <w:r>
-              <w:rPr>
-                <w:spacing w:val="-2"/>
-                <w:sz w:val="28"/>
-              </w:rPr>
               <w:t>Преподаватель</w:t>
             </w:r>
           </w:p>
@@ -1068,14 +878,6 @@
         <w:pStyle w:val="a4"/>
         <w:rPr>
           <w:b w:val="0"/>
-          <w:sz w:val="28"/>
-        </w:rPr>
-      </w:pPr>
-    </w:p>
-    <w:p>
-      <w:pPr>
-        <w:ind w:right="797"/>
-        <w:rPr>
           <w:sz w:val="28"/>
         </w:rPr>
       </w:pPr>
